--- a/docx/地方法规/江西/江西省立法条例_20250120_ff808181927f0e7b01960f19f7e73062.docx
+++ b/docx/地方法规/江西/江西省立法条例_20250120_ff808181927f0e7b01960f19f7e73062.docx
@@ -1,7 +1,6 @@
 
 <file path=word/document.xml><?xml version="1.0" encoding="utf-8"?>
 <w:document xmlns:wpc="http://schemas.microsoft.com/office/word/2010/wordprocessingCanvas" xmlns:cx="http://schemas.microsoft.com/office/drawing/2014/chartex" xmlns:cx1="http://schemas.microsoft.com/office/drawing/2015/9/8/chartex" xmlns:cx2="http://schemas.microsoft.com/office/drawing/2015/10/21/chartex" xmlns:cx3="http://schemas.microsoft.com/office/drawing/2016/5/9/chartex" xmlns:cx4="http://schemas.microsoft.com/office/drawing/2016/5/10/chartex" xmlns:cx5="http://schemas.microsoft.com/office/drawing/2016/5/11/chartex" xmlns:mc="http://schemas.openxmlformats.org/markup-compatibility/2006" xmlns:o="urn:schemas-microsoft-com:office:office" xmlns:r="http://schemas.openxmlformats.org/officeDocument/2006/relationships" xmlns:m="http://schemas.openxmlformats.org/officeDocument/2006/math" xmlns:v="urn:schemas-microsoft-com:vml" xmlns:wp14="http://schemas.microsoft.com/office/word/2010/wordprocessingDrawing" xmlns:wp="http://schemas.openxmlformats.org/drawingml/2006/wordprocessingDrawing" xmlns:w10="urn:schemas-microsoft-com:office:word" xmlns:w="http://schemas.openxmlformats.org/wordprocessingml/2006/main" xmlns:w14="http://schemas.microsoft.com/office/word/2010/wordml" xmlns:w15="http://schemas.microsoft.com/office/word/2012/wordml" xmlns:wne="http://schemas.microsoft.com/office/word/2006/wordml" xmlns:wpg="http://schemas.microsoft.com/office/word/2010/wordprocessingGroup" xmlns:wpi="http://schemas.microsoft.com/office/word/2010/wordprocessingInk" xmlns:wps="http://schemas.microsoft.com/office/word/2010/wordprocessingShape" mc:Ignorable="w14 w15 wp14">
-  <!-- Generated by Aspose.Words for .NET 18.7 -->
   <w:body>
     <w:p>
       <w:pPr>
@@ -45,8 +44,6 @@
           <w:shd w:val="clear" w:color="auto" w:fill="FFFFFF"/>
         </w:rPr>
       </w:pPr>
-      <w:bookmarkStart w:id="0" w:name="江西省立法条例"/>
-      <w:bookmarkEnd w:id="0"/>
       <w:r>
         <w:rPr>
           <w:rFonts w:ascii="方正小标宋简体" w:eastAsia="方正小标宋简体" w:hAnsi="方正小标宋简体" w:cs="方正小标宋简体" w:hint="eastAsia"/>
@@ -79,8 +76,6 @@
           <w:shd w:val="clear" w:color="auto" w:fill="FFFFFF"/>
         </w:rPr>
       </w:pPr>
-      <w:bookmarkStart w:id="1" w:name="题注"/>
-      <w:bookmarkEnd w:id="1"/>
       <w:r>
         <w:rPr>
           <w:rFonts w:ascii="Times New Roman" w:eastAsia="楷体_GB2312" w:hAnsi="Times New Roman" w:cs="楷体_GB2312" w:hint="eastAsia"/>
@@ -110,8 +105,6 @@
           <w:rFonts w:ascii="Times New Roman" w:hAnsi="Times New Roman"/>
         </w:rPr>
       </w:pPr>
-      <w:bookmarkStart w:id="2" w:name="目录"/>
-      <w:bookmarkEnd w:id="2"/>
       <w:r>
         <w:rPr>
           <w:rFonts w:ascii="Times New Roman" w:eastAsia="楷体_GB2312" w:hAnsi="Times New Roman" w:cs="楷体_GB2312"/>
@@ -424,8 +417,6 @@
           <w:szCs w:val="32"/>
         </w:rPr>
       </w:pPr>
-      <w:bookmarkStart w:id="3" w:name="第一章 总则"/>
-      <w:bookmarkEnd w:id="3"/>
       <w:r>
         <w:rPr>
           <w:rFonts w:ascii="Times New Roman" w:eastAsia="黑体" w:hAnsi="Times New Roman" w:cs="黑体" w:hint="eastAsia"/>
@@ -451,8 +442,6 @@
           <w:szCs w:val="32"/>
         </w:rPr>
       </w:pPr>
-      <w:bookmarkStart w:id="4" w:name="第一条"/>
-      <w:bookmarkEnd w:id="4"/>
       <w:r>
         <w:rPr>
           <w:rFonts w:ascii="Times New Roman" w:eastAsia="黑体" w:hAnsi="Times New Roman" w:cs="黑体" w:hint="eastAsia"/>
@@ -487,8 +476,6 @@
           <w:szCs w:val="32"/>
         </w:rPr>
       </w:pPr>
-      <w:bookmarkStart w:id="5" w:name="第二条"/>
-      <w:bookmarkEnd w:id="5"/>
       <w:r>
         <w:rPr>
           <w:rFonts w:ascii="Times New Roman" w:eastAsia="黑体" w:hAnsi="Times New Roman" w:cs="黑体" w:hint="eastAsia"/>
@@ -523,8 +510,6 @@
           <w:szCs w:val="32"/>
         </w:rPr>
       </w:pPr>
-      <w:bookmarkStart w:id="6" w:name="第三条"/>
-      <w:bookmarkEnd w:id="6"/>
       <w:r>
         <w:rPr>
           <w:rFonts w:ascii="Times New Roman" w:eastAsia="黑体" w:hAnsi="Times New Roman" w:cs="黑体" w:hint="eastAsia"/>
@@ -559,8 +544,6 @@
           <w:szCs w:val="32"/>
         </w:rPr>
       </w:pPr>
-      <w:bookmarkStart w:id="7" w:name="第四条"/>
-      <w:bookmarkEnd w:id="7"/>
       <w:r>
         <w:rPr>
           <w:rFonts w:ascii="Times New Roman" w:eastAsia="黑体" w:hAnsi="Times New Roman" w:cs="黑体" w:hint="eastAsia"/>
@@ -595,8 +578,6 @@
           <w:szCs w:val="32"/>
         </w:rPr>
       </w:pPr>
-      <w:bookmarkStart w:id="8" w:name="第五条"/>
-      <w:bookmarkEnd w:id="8"/>
       <w:r>
         <w:rPr>
           <w:rFonts w:ascii="Times New Roman" w:eastAsia="黑体" w:hAnsi="Times New Roman" w:cs="黑体" w:hint="eastAsia"/>
@@ -631,8 +612,6 @@
           <w:szCs w:val="32"/>
         </w:rPr>
       </w:pPr>
-      <w:bookmarkStart w:id="9" w:name="第六条"/>
-      <w:bookmarkEnd w:id="9"/>
       <w:r>
         <w:rPr>
           <w:rFonts w:ascii="Times New Roman" w:eastAsia="黑体" w:hAnsi="Times New Roman" w:cs="黑体" w:hint="eastAsia"/>
@@ -667,8 +646,6 @@
           <w:szCs w:val="32"/>
         </w:rPr>
       </w:pPr>
-      <w:bookmarkStart w:id="10" w:name="第七条"/>
-      <w:bookmarkEnd w:id="10"/>
       <w:r>
         <w:rPr>
           <w:rFonts w:ascii="Times New Roman" w:eastAsia="黑体" w:hAnsi="Times New Roman" w:cs="黑体" w:hint="eastAsia"/>
@@ -721,8 +698,6 @@
           <w:szCs w:val="32"/>
         </w:rPr>
       </w:pPr>
-      <w:bookmarkStart w:id="11" w:name="第八条"/>
-      <w:bookmarkEnd w:id="11"/>
       <w:r>
         <w:rPr>
           <w:rFonts w:ascii="Times New Roman" w:eastAsia="黑体" w:hAnsi="Times New Roman" w:cs="黑体" w:hint="eastAsia"/>
@@ -757,8 +732,6 @@
           <w:szCs w:val="32"/>
         </w:rPr>
       </w:pPr>
-      <w:bookmarkStart w:id="12" w:name="第九条"/>
-      <w:bookmarkEnd w:id="12"/>
       <w:r>
         <w:rPr>
           <w:rFonts w:ascii="Times New Roman" w:eastAsia="黑体" w:hAnsi="Times New Roman" w:cs="黑体" w:hint="eastAsia"/>
@@ -818,8 +791,6 @@
           <w:szCs w:val="32"/>
         </w:rPr>
       </w:pPr>
-      <w:bookmarkStart w:id="13" w:name="第二章 立法权限"/>
-      <w:bookmarkEnd w:id="13"/>
       <w:r>
         <w:rPr>
           <w:rFonts w:ascii="Times New Roman" w:eastAsia="黑体" w:hAnsi="Times New Roman" w:cs="黑体" w:hint="eastAsia"/>
@@ -845,8 +816,6 @@
           <w:szCs w:val="32"/>
         </w:rPr>
       </w:pPr>
-      <w:bookmarkStart w:id="14" w:name="第十条"/>
-      <w:bookmarkEnd w:id="14"/>
       <w:r>
         <w:rPr>
           <w:rFonts w:ascii="Times New Roman" w:eastAsia="黑体" w:hAnsi="Times New Roman" w:cs="黑体" w:hint="eastAsia"/>
@@ -869,7 +838,25 @@
           <w:sz w:val="32"/>
           <w:szCs w:val="32"/>
         </w:rPr>
-        <w:t>下列事项由省人民代表大会制定地方性法规：（一）本省特别重大的事项；</w:t>
+        <w:t>下列事项由省人民代表大会制定地方性法规：</w:t>
+      </w:r>
+    </w:p>
+    <w:p>
+      <w:pPr>
+        <w:ind w:firstLine="640" w:firstLineChars="200"/>
+        <w:rPr>
+          <w:rFonts w:ascii="Times New Roman" w:hAnsi="Times New Roman" w:cs="仿宋_GB2312"/>
+          <w:sz w:val="32"/>
+          <w:szCs w:val="32"/>
+        </w:rPr>
+      </w:pPr>
+      <w:r>
+        <w:rPr>
+          <w:rFonts w:ascii="Times New Roman" w:hAnsi="Times New Roman" w:cs="仿宋_GB2312" w:hint="eastAsia"/>
+          <w:sz w:val="32"/>
+          <w:szCs w:val="32"/>
+        </w:rPr>
+        <w:t>（一）本省特别重大的事项；</w:t>
       </w:r>
     </w:p>
     <w:p>
@@ -953,8 +940,6 @@
           <w:szCs w:val="32"/>
         </w:rPr>
       </w:pPr>
-      <w:bookmarkStart w:id="15" w:name="第十一条"/>
-      <w:bookmarkEnd w:id="15"/>
       <w:r>
         <w:rPr>
           <w:rFonts w:ascii="Times New Roman" w:eastAsia="黑体" w:hAnsi="Times New Roman" w:cs="黑体" w:hint="eastAsia"/>
@@ -1079,8 +1064,6 @@
           <w:szCs w:val="32"/>
         </w:rPr>
       </w:pPr>
-      <w:bookmarkStart w:id="16" w:name="第十二条"/>
-      <w:bookmarkEnd w:id="16"/>
       <w:r>
         <w:rPr>
           <w:rFonts w:ascii="Times New Roman" w:eastAsia="黑体" w:hAnsi="Times New Roman" w:cs="黑体" w:hint="eastAsia"/>
@@ -1115,8 +1098,6 @@
           <w:szCs w:val="32"/>
         </w:rPr>
       </w:pPr>
-      <w:bookmarkStart w:id="17" w:name="第十三条"/>
-      <w:bookmarkEnd w:id="17"/>
       <w:r>
         <w:rPr>
           <w:rFonts w:ascii="Times New Roman" w:eastAsia="黑体" w:hAnsi="Times New Roman" w:cs="黑体" w:hint="eastAsia"/>
@@ -1151,8 +1132,6 @@
           <w:szCs w:val="32"/>
         </w:rPr>
       </w:pPr>
-      <w:bookmarkStart w:id="18" w:name="第十四条"/>
-      <w:bookmarkEnd w:id="18"/>
       <w:r>
         <w:rPr>
           <w:rFonts w:ascii="Times New Roman" w:eastAsia="黑体" w:hAnsi="Times New Roman" w:cs="黑体" w:hint="eastAsia"/>
@@ -1194,8 +1173,6 @@
           <w:szCs w:val="32"/>
         </w:rPr>
       </w:pPr>
-      <w:bookmarkStart w:id="19" w:name="第三章 立法准备"/>
-      <w:bookmarkEnd w:id="19"/>
       <w:r>
         <w:rPr>
           <w:rFonts w:ascii="Times New Roman" w:eastAsia="黑体" w:hAnsi="Times New Roman" w:cs="黑体" w:hint="eastAsia"/>
@@ -1221,8 +1198,6 @@
           <w:szCs w:val="32"/>
         </w:rPr>
       </w:pPr>
-      <w:bookmarkStart w:id="20" w:name="第十五条"/>
-      <w:bookmarkEnd w:id="20"/>
       <w:r>
         <w:rPr>
           <w:rFonts w:ascii="Times New Roman" w:eastAsia="黑体" w:hAnsi="Times New Roman" w:cs="黑体" w:hint="eastAsia"/>
@@ -1293,8 +1268,6 @@
           <w:szCs w:val="32"/>
         </w:rPr>
       </w:pPr>
-      <w:bookmarkStart w:id="21" w:name="第十六条"/>
-      <w:bookmarkEnd w:id="21"/>
       <w:r>
         <w:rPr>
           <w:rFonts w:ascii="Times New Roman" w:eastAsia="黑体" w:hAnsi="Times New Roman" w:cs="黑体" w:hint="eastAsia"/>
@@ -1365,8 +1338,6 @@
           <w:szCs w:val="32"/>
         </w:rPr>
       </w:pPr>
-      <w:bookmarkStart w:id="22" w:name="第十七条"/>
-      <w:bookmarkEnd w:id="22"/>
       <w:r>
         <w:rPr>
           <w:rFonts w:ascii="Times New Roman" w:eastAsia="黑体" w:hAnsi="Times New Roman" w:cs="黑体" w:hint="eastAsia"/>
@@ -1437,8 +1408,6 @@
           <w:szCs w:val="32"/>
         </w:rPr>
       </w:pPr>
-      <w:bookmarkStart w:id="23" w:name="第十八条"/>
-      <w:bookmarkEnd w:id="23"/>
       <w:r>
         <w:rPr>
           <w:rFonts w:ascii="Times New Roman" w:eastAsia="黑体" w:hAnsi="Times New Roman" w:cs="黑体" w:hint="eastAsia"/>
@@ -1491,8 +1460,6 @@
           <w:szCs w:val="32"/>
         </w:rPr>
       </w:pPr>
-      <w:bookmarkStart w:id="24" w:name="第十九条"/>
-      <w:bookmarkEnd w:id="24"/>
       <w:r>
         <w:rPr>
           <w:rFonts w:ascii="Times New Roman" w:eastAsia="黑体" w:hAnsi="Times New Roman" w:cs="黑体" w:hint="eastAsia"/>
@@ -1527,8 +1494,6 @@
           <w:szCs w:val="32"/>
         </w:rPr>
       </w:pPr>
-      <w:bookmarkStart w:id="25" w:name="第二十条"/>
-      <w:bookmarkEnd w:id="25"/>
       <w:r>
         <w:rPr>
           <w:rFonts w:ascii="Times New Roman" w:eastAsia="黑体" w:hAnsi="Times New Roman" w:cs="黑体" w:hint="eastAsia"/>
@@ -1581,8 +1546,6 @@
           <w:szCs w:val="32"/>
         </w:rPr>
       </w:pPr>
-      <w:bookmarkStart w:id="26" w:name="第二十一条"/>
-      <w:bookmarkEnd w:id="26"/>
       <w:r>
         <w:rPr>
           <w:rFonts w:ascii="Times New Roman" w:eastAsia="黑体" w:hAnsi="Times New Roman" w:cs="黑体" w:hint="eastAsia"/>
@@ -1617,8 +1580,6 @@
           <w:szCs w:val="32"/>
         </w:rPr>
       </w:pPr>
-      <w:bookmarkStart w:id="27" w:name="第二十二条"/>
-      <w:bookmarkEnd w:id="27"/>
       <w:r>
         <w:rPr>
           <w:rFonts w:ascii="Times New Roman" w:eastAsia="黑体" w:hAnsi="Times New Roman" w:cs="黑体" w:hint="eastAsia"/>
@@ -1653,8 +1614,6 @@
           <w:szCs w:val="32"/>
         </w:rPr>
       </w:pPr>
-      <w:bookmarkStart w:id="28" w:name="第二十三条"/>
-      <w:bookmarkEnd w:id="28"/>
       <w:r>
         <w:rPr>
           <w:rFonts w:ascii="Times New Roman" w:eastAsia="黑体" w:hAnsi="Times New Roman" w:cs="黑体" w:hint="eastAsia"/>
@@ -1732,8 +1691,6 @@
           <w:szCs w:val="32"/>
         </w:rPr>
       </w:pPr>
-      <w:bookmarkStart w:id="29" w:name="第四章 省人民代表大会立法程序"/>
-      <w:bookmarkEnd w:id="29"/>
       <w:r>
         <w:rPr>
           <w:rFonts w:ascii="Times New Roman" w:eastAsia="黑体" w:hAnsi="Times New Roman" w:cs="黑体" w:hint="eastAsia"/>
@@ -1759,8 +1716,6 @@
           <w:szCs w:val="32"/>
         </w:rPr>
       </w:pPr>
-      <w:bookmarkStart w:id="30" w:name="第二十四条"/>
-      <w:bookmarkEnd w:id="30"/>
       <w:r>
         <w:rPr>
           <w:rFonts w:ascii="Times New Roman" w:eastAsia="黑体" w:hAnsi="Times New Roman" w:cs="黑体" w:hint="eastAsia"/>
@@ -1813,8 +1768,6 @@
           <w:szCs w:val="32"/>
         </w:rPr>
       </w:pPr>
-      <w:bookmarkStart w:id="31" w:name="第二十五条"/>
-      <w:bookmarkEnd w:id="31"/>
       <w:r>
         <w:rPr>
           <w:rFonts w:ascii="Times New Roman" w:eastAsia="黑体" w:hAnsi="Times New Roman" w:cs="黑体" w:hint="eastAsia"/>
@@ -1867,8 +1820,6 @@
           <w:szCs w:val="32"/>
         </w:rPr>
       </w:pPr>
-      <w:bookmarkStart w:id="32" w:name="第二十六条"/>
-      <w:bookmarkEnd w:id="32"/>
       <w:r>
         <w:rPr>
           <w:rFonts w:ascii="Times New Roman" w:eastAsia="黑体" w:hAnsi="Times New Roman" w:cs="黑体" w:hint="eastAsia"/>
@@ -1921,8 +1872,6 @@
           <w:szCs w:val="32"/>
         </w:rPr>
       </w:pPr>
-      <w:bookmarkStart w:id="33" w:name="第二十七条"/>
-      <w:bookmarkEnd w:id="33"/>
       <w:r>
         <w:rPr>
           <w:rFonts w:ascii="Times New Roman" w:eastAsia="黑体" w:hAnsi="Times New Roman" w:cs="黑体" w:hint="eastAsia"/>
@@ -1957,8 +1906,6 @@
           <w:szCs w:val="32"/>
         </w:rPr>
       </w:pPr>
-      <w:bookmarkStart w:id="34" w:name="第二十八条"/>
-      <w:bookmarkEnd w:id="34"/>
       <w:r>
         <w:rPr>
           <w:rFonts w:ascii="Times New Roman" w:eastAsia="黑体" w:hAnsi="Times New Roman" w:cs="黑体" w:hint="eastAsia"/>
@@ -1993,8 +1940,6 @@
           <w:szCs w:val="32"/>
         </w:rPr>
       </w:pPr>
-      <w:bookmarkStart w:id="35" w:name="第二十九条"/>
-      <w:bookmarkEnd w:id="35"/>
       <w:r>
         <w:rPr>
           <w:rFonts w:ascii="Times New Roman" w:eastAsia="黑体" w:hAnsi="Times New Roman" w:cs="黑体" w:hint="eastAsia"/>
@@ -2029,8 +1974,6 @@
           <w:szCs w:val="32"/>
         </w:rPr>
       </w:pPr>
-      <w:bookmarkStart w:id="36" w:name="第三十条"/>
-      <w:bookmarkEnd w:id="36"/>
       <w:r>
         <w:rPr>
           <w:rFonts w:ascii="Times New Roman" w:eastAsia="黑体" w:hAnsi="Times New Roman" w:cs="黑体" w:hint="eastAsia"/>
@@ -2065,8 +2008,6 @@
           <w:szCs w:val="32"/>
         </w:rPr>
       </w:pPr>
-      <w:bookmarkStart w:id="37" w:name="第三十一条"/>
-      <w:bookmarkEnd w:id="37"/>
       <w:r>
         <w:rPr>
           <w:rFonts w:ascii="Times New Roman" w:eastAsia="黑体" w:hAnsi="Times New Roman" w:cs="黑体" w:hint="eastAsia"/>
@@ -2119,8 +2060,6 @@
           <w:szCs w:val="32"/>
         </w:rPr>
       </w:pPr>
-      <w:bookmarkStart w:id="38" w:name="第三十二条"/>
-      <w:bookmarkEnd w:id="38"/>
       <w:r>
         <w:rPr>
           <w:rFonts w:ascii="Times New Roman" w:eastAsia="黑体" w:hAnsi="Times New Roman" w:cs="黑体" w:hint="eastAsia"/>
@@ -2155,8 +2094,6 @@
           <w:szCs w:val="32"/>
         </w:rPr>
       </w:pPr>
-      <w:bookmarkStart w:id="39" w:name="第三十三条"/>
-      <w:bookmarkEnd w:id="39"/>
       <w:r>
         <w:rPr>
           <w:rFonts w:ascii="Times New Roman" w:eastAsia="黑体" w:hAnsi="Times New Roman" w:cs="黑体" w:hint="eastAsia"/>
@@ -2191,8 +2128,6 @@
           <w:szCs w:val="32"/>
         </w:rPr>
       </w:pPr>
-      <w:bookmarkStart w:id="40" w:name="第三十四条"/>
-      <w:bookmarkEnd w:id="40"/>
       <w:r>
         <w:rPr>
           <w:rFonts w:ascii="Times New Roman" w:eastAsia="黑体" w:hAnsi="Times New Roman" w:cs="黑体" w:hint="eastAsia"/>
@@ -2227,8 +2162,6 @@
           <w:szCs w:val="32"/>
         </w:rPr>
       </w:pPr>
-      <w:bookmarkStart w:id="41" w:name="第三十五条"/>
-      <w:bookmarkEnd w:id="41"/>
       <w:r>
         <w:rPr>
           <w:rFonts w:ascii="Times New Roman" w:eastAsia="黑体" w:hAnsi="Times New Roman" w:cs="黑体" w:hint="eastAsia"/>
@@ -2270,8 +2203,6 @@
           <w:szCs w:val="32"/>
         </w:rPr>
       </w:pPr>
-      <w:bookmarkStart w:id="42" w:name="第五章 省人民代表大会常务委员会立法程序"/>
-      <w:bookmarkEnd w:id="42"/>
       <w:r>
         <w:rPr>
           <w:rFonts w:ascii="Times New Roman" w:eastAsia="黑体" w:hAnsi="Times New Roman" w:cs="黑体" w:hint="eastAsia"/>
@@ -2297,8 +2228,6 @@
           <w:szCs w:val="32"/>
         </w:rPr>
       </w:pPr>
-      <w:bookmarkStart w:id="43" w:name="第三十六条"/>
-      <w:bookmarkEnd w:id="43"/>
       <w:r>
         <w:rPr>
           <w:rFonts w:ascii="Times New Roman" w:eastAsia="黑体" w:hAnsi="Times New Roman" w:cs="黑体" w:hint="eastAsia"/>
@@ -2351,8 +2280,6 @@
           <w:szCs w:val="32"/>
         </w:rPr>
       </w:pPr>
-      <w:bookmarkStart w:id="44" w:name="第三十七条"/>
-      <w:bookmarkEnd w:id="44"/>
       <w:r>
         <w:rPr>
           <w:rFonts w:ascii="Times New Roman" w:eastAsia="黑体" w:hAnsi="Times New Roman" w:cs="黑体" w:hint="eastAsia"/>
@@ -2405,8 +2332,6 @@
           <w:szCs w:val="32"/>
         </w:rPr>
       </w:pPr>
-      <w:bookmarkStart w:id="45" w:name="第三十八条"/>
-      <w:bookmarkEnd w:id="45"/>
       <w:r>
         <w:rPr>
           <w:rFonts w:ascii="Times New Roman" w:eastAsia="黑体" w:hAnsi="Times New Roman" w:cs="黑体" w:hint="eastAsia"/>
@@ -2459,8 +2384,6 @@
           <w:szCs w:val="32"/>
         </w:rPr>
       </w:pPr>
-      <w:bookmarkStart w:id="46" w:name="第三十九条"/>
-      <w:bookmarkEnd w:id="46"/>
       <w:r>
         <w:rPr>
           <w:rFonts w:ascii="Times New Roman" w:eastAsia="黑体" w:hAnsi="Times New Roman" w:cs="黑体" w:hint="eastAsia"/>
@@ -2549,8 +2472,6 @@
           <w:szCs w:val="32"/>
         </w:rPr>
       </w:pPr>
-      <w:bookmarkStart w:id="47" w:name="第四十条"/>
-      <w:bookmarkEnd w:id="47"/>
       <w:r>
         <w:rPr>
           <w:rFonts w:ascii="Times New Roman" w:eastAsia="黑体" w:hAnsi="Times New Roman" w:cs="黑体" w:hint="eastAsia"/>
@@ -2621,8 +2542,6 @@
           <w:szCs w:val="32"/>
         </w:rPr>
       </w:pPr>
-      <w:bookmarkStart w:id="48" w:name="第四十一条"/>
-      <w:bookmarkEnd w:id="48"/>
       <w:r>
         <w:rPr>
           <w:rFonts w:ascii="Times New Roman" w:eastAsia="黑体" w:hAnsi="Times New Roman" w:cs="黑体" w:hint="eastAsia"/>
@@ -2693,8 +2612,6 @@
           <w:szCs w:val="32"/>
         </w:rPr>
       </w:pPr>
-      <w:bookmarkStart w:id="49" w:name="第四十二条"/>
-      <w:bookmarkEnd w:id="49"/>
       <w:r>
         <w:rPr>
           <w:rFonts w:ascii="Times New Roman" w:eastAsia="黑体" w:hAnsi="Times New Roman" w:cs="黑体" w:hint="eastAsia"/>
@@ -2729,8 +2646,6 @@
           <w:szCs w:val="32"/>
         </w:rPr>
       </w:pPr>
-      <w:bookmarkStart w:id="50" w:name="第四十三条"/>
-      <w:bookmarkEnd w:id="50"/>
       <w:r>
         <w:rPr>
           <w:rFonts w:ascii="Times New Roman" w:eastAsia="黑体" w:hAnsi="Times New Roman" w:cs="黑体" w:hint="eastAsia"/>
@@ -2783,8 +2698,6 @@
           <w:szCs w:val="32"/>
         </w:rPr>
       </w:pPr>
-      <w:bookmarkStart w:id="51" w:name="第四十四条"/>
-      <w:bookmarkEnd w:id="51"/>
       <w:r>
         <w:rPr>
           <w:rFonts w:ascii="Times New Roman" w:eastAsia="黑体" w:hAnsi="Times New Roman" w:cs="黑体" w:hint="eastAsia"/>
@@ -2819,8 +2732,6 @@
           <w:szCs w:val="32"/>
         </w:rPr>
       </w:pPr>
-      <w:bookmarkStart w:id="52" w:name="第四十五条"/>
-      <w:bookmarkEnd w:id="52"/>
       <w:r>
         <w:rPr>
           <w:rFonts w:ascii="Times New Roman" w:eastAsia="黑体" w:hAnsi="Times New Roman" w:cs="黑体" w:hint="eastAsia"/>
@@ -2873,8 +2784,6 @@
           <w:szCs w:val="32"/>
         </w:rPr>
       </w:pPr>
-      <w:bookmarkStart w:id="53" w:name="第四十六条"/>
-      <w:bookmarkEnd w:id="53"/>
       <w:r>
         <w:rPr>
           <w:rFonts w:ascii="Times New Roman" w:eastAsia="黑体" w:hAnsi="Times New Roman" w:cs="黑体" w:hint="eastAsia"/>
@@ -2927,8 +2836,6 @@
           <w:szCs w:val="32"/>
         </w:rPr>
       </w:pPr>
-      <w:bookmarkStart w:id="54" w:name="第四十七条"/>
-      <w:bookmarkEnd w:id="54"/>
       <w:r>
         <w:rPr>
           <w:rFonts w:ascii="Times New Roman" w:eastAsia="黑体" w:hAnsi="Times New Roman" w:cs="黑体" w:hint="eastAsia"/>
@@ -3017,8 +2924,6 @@
           <w:szCs w:val="32"/>
         </w:rPr>
       </w:pPr>
-      <w:bookmarkStart w:id="55" w:name="第四十八条"/>
-      <w:bookmarkEnd w:id="55"/>
       <w:r>
         <w:rPr>
           <w:rFonts w:ascii="Times New Roman" w:eastAsia="黑体" w:hAnsi="Times New Roman" w:cs="黑体" w:hint="eastAsia"/>
@@ -3053,8 +2958,6 @@
           <w:szCs w:val="32"/>
         </w:rPr>
       </w:pPr>
-      <w:bookmarkStart w:id="56" w:name="第四十九条"/>
-      <w:bookmarkEnd w:id="56"/>
       <w:r>
         <w:rPr>
           <w:rFonts w:ascii="Times New Roman" w:eastAsia="黑体" w:hAnsi="Times New Roman" w:cs="黑体" w:hint="eastAsia"/>
@@ -3089,8 +2992,6 @@
           <w:szCs w:val="32"/>
         </w:rPr>
       </w:pPr>
-      <w:bookmarkStart w:id="57" w:name="第五十条"/>
-      <w:bookmarkEnd w:id="57"/>
       <w:r>
         <w:rPr>
           <w:rFonts w:ascii="Times New Roman" w:eastAsia="黑体" w:hAnsi="Times New Roman" w:cs="黑体" w:hint="eastAsia"/>
@@ -3125,8 +3026,6 @@
           <w:szCs w:val="32"/>
         </w:rPr>
       </w:pPr>
-      <w:bookmarkStart w:id="58" w:name="第五十一条"/>
-      <w:bookmarkEnd w:id="58"/>
       <w:r>
         <w:rPr>
           <w:rFonts w:ascii="Times New Roman" w:eastAsia="黑体" w:hAnsi="Times New Roman" w:cs="黑体" w:hint="eastAsia"/>
@@ -3197,8 +3096,6 @@
           <w:szCs w:val="32"/>
         </w:rPr>
       </w:pPr>
-      <w:bookmarkStart w:id="59" w:name="第五十二条"/>
-      <w:bookmarkEnd w:id="59"/>
       <w:r>
         <w:rPr>
           <w:rFonts w:ascii="Times New Roman" w:eastAsia="黑体" w:hAnsi="Times New Roman" w:cs="黑体" w:hint="eastAsia"/>
@@ -3233,8 +3130,6 @@
           <w:szCs w:val="32"/>
         </w:rPr>
       </w:pPr>
-      <w:bookmarkStart w:id="60" w:name="第五十三条"/>
-      <w:bookmarkEnd w:id="60"/>
       <w:r>
         <w:rPr>
           <w:rFonts w:ascii="Times New Roman" w:eastAsia="黑体" w:hAnsi="Times New Roman" w:cs="黑体" w:hint="eastAsia"/>
@@ -3269,8 +3164,6 @@
           <w:szCs w:val="32"/>
         </w:rPr>
       </w:pPr>
-      <w:bookmarkStart w:id="61" w:name="第五十四条"/>
-      <w:bookmarkEnd w:id="61"/>
       <w:r>
         <w:rPr>
           <w:rFonts w:ascii="Times New Roman" w:eastAsia="黑体" w:hAnsi="Times New Roman" w:cs="黑体" w:hint="eastAsia"/>
@@ -3305,8 +3198,6 @@
           <w:szCs w:val="32"/>
         </w:rPr>
       </w:pPr>
-      <w:bookmarkStart w:id="62" w:name="第五十五条"/>
-      <w:bookmarkEnd w:id="62"/>
       <w:r>
         <w:rPr>
           <w:rFonts w:ascii="Times New Roman" w:eastAsia="黑体" w:hAnsi="Times New Roman" w:cs="黑体" w:hint="eastAsia"/>
@@ -3341,8 +3232,6 @@
           <w:szCs w:val="32"/>
         </w:rPr>
       </w:pPr>
-      <w:bookmarkStart w:id="63" w:name="第五十六条"/>
-      <w:bookmarkEnd w:id="63"/>
       <w:r>
         <w:rPr>
           <w:rFonts w:ascii="Times New Roman" w:eastAsia="黑体" w:hAnsi="Times New Roman" w:cs="黑体" w:hint="eastAsia"/>
@@ -3384,8 +3273,6 @@
           <w:szCs w:val="32"/>
         </w:rPr>
       </w:pPr>
-      <w:bookmarkStart w:id="64" w:name="第六章 设区的市地方性法规批准程序"/>
-      <w:bookmarkEnd w:id="64"/>
       <w:r>
         <w:rPr>
           <w:rFonts w:ascii="Times New Roman" w:eastAsia="黑体" w:hAnsi="Times New Roman" w:cs="黑体" w:hint="eastAsia"/>
@@ -3411,8 +3298,6 @@
           <w:szCs w:val="32"/>
         </w:rPr>
       </w:pPr>
-      <w:bookmarkStart w:id="65" w:name="第五十七条"/>
-      <w:bookmarkEnd w:id="65"/>
       <w:r>
         <w:rPr>
           <w:rFonts w:ascii="Times New Roman" w:eastAsia="黑体" w:hAnsi="Times New Roman" w:cs="黑体" w:hint="eastAsia"/>
@@ -3447,8 +3332,6 @@
           <w:szCs w:val="32"/>
         </w:rPr>
       </w:pPr>
-      <w:bookmarkStart w:id="66" w:name="第五十八条"/>
-      <w:bookmarkEnd w:id="66"/>
       <w:r>
         <w:rPr>
           <w:rFonts w:ascii="Times New Roman" w:eastAsia="黑体" w:hAnsi="Times New Roman" w:cs="黑体" w:hint="eastAsia"/>
@@ -3501,8 +3384,6 @@
           <w:szCs w:val="32"/>
         </w:rPr>
       </w:pPr>
-      <w:bookmarkStart w:id="67" w:name="第五十九条"/>
-      <w:bookmarkEnd w:id="67"/>
       <w:r>
         <w:rPr>
           <w:rFonts w:ascii="Times New Roman" w:eastAsia="黑体" w:hAnsi="Times New Roman" w:cs="黑体" w:hint="eastAsia"/>
@@ -3537,8 +3418,6 @@
           <w:szCs w:val="32"/>
         </w:rPr>
       </w:pPr>
-      <w:bookmarkStart w:id="68" w:name="第六十条"/>
-      <w:bookmarkEnd w:id="68"/>
       <w:r>
         <w:rPr>
           <w:rFonts w:ascii="Times New Roman" w:eastAsia="黑体" w:hAnsi="Times New Roman" w:cs="黑体" w:hint="eastAsia"/>
@@ -3609,8 +3488,6 @@
           <w:szCs w:val="32"/>
         </w:rPr>
       </w:pPr>
-      <w:bookmarkStart w:id="69" w:name="第六十一条"/>
-      <w:bookmarkEnd w:id="69"/>
       <w:r>
         <w:rPr>
           <w:rFonts w:ascii="Times New Roman" w:eastAsia="黑体" w:hAnsi="Times New Roman" w:cs="黑体" w:hint="eastAsia"/>
@@ -3663,8 +3540,6 @@
           <w:szCs w:val="32"/>
         </w:rPr>
       </w:pPr>
-      <w:bookmarkStart w:id="70" w:name="第六十二条"/>
-      <w:bookmarkEnd w:id="70"/>
       <w:r>
         <w:rPr>
           <w:rFonts w:ascii="Times New Roman" w:eastAsia="黑体" w:hAnsi="Times New Roman" w:cs="黑体" w:hint="eastAsia"/>
@@ -3699,8 +3574,6 @@
           <w:szCs w:val="32"/>
         </w:rPr>
       </w:pPr>
-      <w:bookmarkStart w:id="71" w:name="第六十三条"/>
-      <w:bookmarkEnd w:id="71"/>
       <w:r>
         <w:rPr>
           <w:rFonts w:ascii="Times New Roman" w:eastAsia="黑体" w:hAnsi="Times New Roman" w:cs="黑体" w:hint="eastAsia"/>
@@ -3735,8 +3608,6 @@
           <w:szCs w:val="32"/>
         </w:rPr>
       </w:pPr>
-      <w:bookmarkStart w:id="72" w:name="第六十四条"/>
-      <w:bookmarkEnd w:id="72"/>
       <w:r>
         <w:rPr>
           <w:rFonts w:ascii="Times New Roman" w:eastAsia="黑体" w:hAnsi="Times New Roman" w:cs="黑体" w:hint="eastAsia"/>
@@ -3796,8 +3667,6 @@
           <w:szCs w:val="32"/>
         </w:rPr>
       </w:pPr>
-      <w:bookmarkStart w:id="73" w:name="第七章 法规解释"/>
-      <w:bookmarkEnd w:id="73"/>
       <w:r>
         <w:rPr>
           <w:rFonts w:ascii="Times New Roman" w:eastAsia="黑体" w:hAnsi="Times New Roman" w:cs="黑体" w:hint="eastAsia"/>
@@ -3823,8 +3692,6 @@
           <w:szCs w:val="32"/>
         </w:rPr>
       </w:pPr>
-      <w:bookmarkStart w:id="74" w:name="第六十五条"/>
-      <w:bookmarkEnd w:id="74"/>
       <w:r>
         <w:rPr>
           <w:rFonts w:ascii="Times New Roman" w:eastAsia="黑体" w:hAnsi="Times New Roman" w:cs="黑体" w:hint="eastAsia"/>
@@ -3859,8 +3726,6 @@
           <w:szCs w:val="32"/>
         </w:rPr>
       </w:pPr>
-      <w:bookmarkStart w:id="75" w:name="第六十六条"/>
-      <w:bookmarkEnd w:id="75"/>
       <w:r>
         <w:rPr>
           <w:rFonts w:ascii="Times New Roman" w:eastAsia="黑体" w:hAnsi="Times New Roman" w:cs="黑体" w:hint="eastAsia"/>
@@ -3895,8 +3760,6 @@
           <w:szCs w:val="32"/>
         </w:rPr>
       </w:pPr>
-      <w:bookmarkStart w:id="76" w:name="第六十七条"/>
-      <w:bookmarkEnd w:id="76"/>
       <w:r>
         <w:rPr>
           <w:rFonts w:ascii="Times New Roman" w:eastAsia="黑体" w:hAnsi="Times New Roman" w:cs="黑体" w:hint="eastAsia"/>
@@ -3931,8 +3794,6 @@
           <w:szCs w:val="32"/>
         </w:rPr>
       </w:pPr>
-      <w:bookmarkStart w:id="77" w:name="第六十八条"/>
-      <w:bookmarkEnd w:id="77"/>
       <w:r>
         <w:rPr>
           <w:rFonts w:ascii="Times New Roman" w:eastAsia="黑体" w:hAnsi="Times New Roman" w:cs="黑体" w:hint="eastAsia"/>
@@ -3985,8 +3846,6 @@
           <w:szCs w:val="32"/>
         </w:rPr>
       </w:pPr>
-      <w:bookmarkStart w:id="78" w:name="第六十九条"/>
-      <w:bookmarkEnd w:id="78"/>
       <w:r>
         <w:rPr>
           <w:rFonts w:ascii="Times New Roman" w:eastAsia="黑体" w:hAnsi="Times New Roman" w:cs="黑体" w:hint="eastAsia"/>
@@ -4021,8 +3880,6 @@
           <w:szCs w:val="32"/>
         </w:rPr>
       </w:pPr>
-      <w:bookmarkStart w:id="79" w:name="第七十条"/>
-      <w:bookmarkEnd w:id="79"/>
       <w:r>
         <w:rPr>
           <w:rFonts w:ascii="Times New Roman" w:eastAsia="黑体" w:hAnsi="Times New Roman" w:cs="黑体" w:hint="eastAsia"/>
@@ -4057,8 +3914,6 @@
           <w:szCs w:val="32"/>
         </w:rPr>
       </w:pPr>
-      <w:bookmarkStart w:id="80" w:name="第七十一条"/>
-      <w:bookmarkEnd w:id="80"/>
       <w:r>
         <w:rPr>
           <w:rFonts w:ascii="Times New Roman" w:eastAsia="黑体" w:hAnsi="Times New Roman" w:cs="黑体" w:hint="eastAsia"/>
@@ -4100,8 +3955,6 @@
           <w:szCs w:val="32"/>
         </w:rPr>
       </w:pPr>
-      <w:bookmarkStart w:id="81" w:name="第八章 其他规定"/>
-      <w:bookmarkEnd w:id="81"/>
       <w:r>
         <w:rPr>
           <w:rFonts w:ascii="Times New Roman" w:eastAsia="黑体" w:hAnsi="Times New Roman" w:cs="黑体" w:hint="eastAsia"/>
@@ -4127,8 +3980,6 @@
           <w:szCs w:val="32"/>
         </w:rPr>
       </w:pPr>
-      <w:bookmarkStart w:id="82" w:name="第七十二条"/>
-      <w:bookmarkEnd w:id="82"/>
       <w:r>
         <w:rPr>
           <w:rFonts w:ascii="Times New Roman" w:eastAsia="黑体" w:hAnsi="Times New Roman" w:cs="黑体" w:hint="eastAsia"/>
@@ -4163,8 +4014,6 @@
           <w:szCs w:val="32"/>
         </w:rPr>
       </w:pPr>
-      <w:bookmarkStart w:id="83" w:name="第七十三条"/>
-      <w:bookmarkEnd w:id="83"/>
       <w:r>
         <w:rPr>
           <w:rFonts w:ascii="Times New Roman" w:eastAsia="黑体" w:hAnsi="Times New Roman" w:cs="黑体" w:hint="eastAsia"/>
@@ -4235,8 +4084,6 @@
           <w:szCs w:val="32"/>
         </w:rPr>
       </w:pPr>
-      <w:bookmarkStart w:id="84" w:name="第七十四条"/>
-      <w:bookmarkEnd w:id="84"/>
       <w:r>
         <w:rPr>
           <w:rFonts w:ascii="Times New Roman" w:eastAsia="黑体" w:hAnsi="Times New Roman" w:cs="黑体" w:hint="eastAsia"/>
@@ -4271,8 +4118,6 @@
           <w:szCs w:val="32"/>
         </w:rPr>
       </w:pPr>
-      <w:bookmarkStart w:id="85" w:name="第七十五条"/>
-      <w:bookmarkEnd w:id="85"/>
       <w:r>
         <w:rPr>
           <w:rFonts w:ascii="Times New Roman" w:eastAsia="黑体" w:hAnsi="Times New Roman" w:cs="黑体" w:hint="eastAsia"/>
@@ -4307,8 +4152,6 @@
           <w:szCs w:val="32"/>
         </w:rPr>
       </w:pPr>
-      <w:bookmarkStart w:id="86" w:name="第七十六条"/>
-      <w:bookmarkEnd w:id="86"/>
       <w:r>
         <w:rPr>
           <w:rFonts w:ascii="Times New Roman" w:eastAsia="黑体" w:hAnsi="Times New Roman" w:cs="黑体" w:hint="eastAsia"/>
@@ -4343,8 +4186,6 @@
           <w:szCs w:val="32"/>
         </w:rPr>
       </w:pPr>
-      <w:bookmarkStart w:id="87" w:name="第七十七条"/>
-      <w:bookmarkEnd w:id="87"/>
       <w:r>
         <w:rPr>
           <w:rFonts w:ascii="Times New Roman" w:eastAsia="黑体" w:hAnsi="Times New Roman" w:cs="黑体" w:hint="eastAsia"/>
@@ -4415,8 +4256,6 @@
           <w:szCs w:val="32"/>
         </w:rPr>
       </w:pPr>
-      <w:bookmarkStart w:id="88" w:name="第七十八条"/>
-      <w:bookmarkEnd w:id="88"/>
       <w:r>
         <w:rPr>
           <w:rFonts w:ascii="Times New Roman" w:eastAsia="黑体" w:hAnsi="Times New Roman" w:cs="黑体" w:hint="eastAsia"/>
@@ -4451,8 +4290,6 @@
           <w:szCs w:val="32"/>
         </w:rPr>
       </w:pPr>
-      <w:bookmarkStart w:id="89" w:name="第七十九条"/>
-      <w:bookmarkEnd w:id="89"/>
       <w:r>
         <w:rPr>
           <w:rFonts w:ascii="Times New Roman" w:eastAsia="黑体" w:hAnsi="Times New Roman" w:cs="黑体" w:hint="eastAsia"/>
@@ -4523,8 +4360,6 @@
           <w:szCs w:val="32"/>
         </w:rPr>
       </w:pPr>
-      <w:bookmarkStart w:id="90" w:name="第八十条"/>
-      <w:bookmarkEnd w:id="90"/>
       <w:r>
         <w:rPr>
           <w:rFonts w:ascii="Times New Roman" w:eastAsia="黑体" w:hAnsi="Times New Roman" w:cs="黑体" w:hint="eastAsia"/>
@@ -4595,8 +4430,6 @@
           <w:szCs w:val="32"/>
         </w:rPr>
       </w:pPr>
-      <w:bookmarkStart w:id="91" w:name="第八十一条"/>
-      <w:bookmarkEnd w:id="91"/>
       <w:r>
         <w:rPr>
           <w:rFonts w:ascii="Times New Roman" w:eastAsia="黑体" w:hAnsi="Times New Roman" w:cs="黑体" w:hint="eastAsia"/>
@@ -4631,8 +4464,6 @@
           <w:szCs w:val="32"/>
         </w:rPr>
       </w:pPr>
-      <w:bookmarkStart w:id="92" w:name="第八十二条"/>
-      <w:bookmarkEnd w:id="92"/>
       <w:r>
         <w:rPr>
           <w:rFonts w:ascii="Times New Roman" w:eastAsia="黑体" w:hAnsi="Times New Roman" w:cs="黑体" w:hint="eastAsia"/>
@@ -4685,8 +4516,6 @@
           <w:szCs w:val="32"/>
         </w:rPr>
       </w:pPr>
-      <w:bookmarkStart w:id="93" w:name="第八十三条"/>
-      <w:bookmarkEnd w:id="93"/>
       <w:r>
         <w:rPr>
           <w:rFonts w:ascii="Times New Roman" w:eastAsia="黑体" w:hAnsi="Times New Roman" w:cs="黑体" w:hint="eastAsia"/>
@@ -4721,8 +4550,6 @@
           <w:szCs w:val="32"/>
         </w:rPr>
       </w:pPr>
-      <w:bookmarkStart w:id="94" w:name="第八十四条"/>
-      <w:bookmarkEnd w:id="94"/>
       <w:r>
         <w:rPr>
           <w:rFonts w:ascii="Times New Roman" w:eastAsia="黑体" w:hAnsi="Times New Roman" w:cs="黑体" w:hint="eastAsia"/>
@@ -4764,8 +4591,6 @@
           <w:szCs w:val="32"/>
         </w:rPr>
       </w:pPr>
-      <w:bookmarkStart w:id="95" w:name="第九章 附则"/>
-      <w:bookmarkEnd w:id="95"/>
       <w:r>
         <w:rPr>
           <w:rFonts w:ascii="Times New Roman" w:eastAsia="黑体" w:hAnsi="Times New Roman" w:cs="黑体" w:hint="eastAsia"/>
@@ -4791,8 +4616,6 @@
           <w:szCs w:val="32"/>
         </w:rPr>
       </w:pPr>
-      <w:bookmarkStart w:id="96" w:name="第八十五条"/>
-      <w:bookmarkEnd w:id="96"/>
       <w:r>
         <w:rPr>
           <w:rFonts w:ascii="Times New Roman" w:eastAsia="黑体" w:hAnsi="Times New Roman" w:cs="黑体" w:hint="eastAsia"/>
